--- a/probenplanung/04_Material/Probenmappe_2026-09-12_Laim.docx
+++ b/probenplanung/04_Material/Probenmappe_2026-09-12_Laim.docx
@@ -12004,6 +12004,7 @@
       </w:r>
     </w:p>
     <w:sectPr>
+      <w:footerReference w:type="default" r:id="rIdFusszeile90"/>
       <w:pgSz w:w="11906" w:h="16838" w:orient="portrait"/>
       <w:pgMar w:top="1134" w:right="1134" w:bottom="1134" w:left="1134" w:header="708" w:footer="708" w:gutter="0"/>
       <w:pgNumType/>
@@ -12052,6 +12053,128 @@
     </w:p>
   </w:endnote>
 </w:endnotes>
+</file>
+
+<file path=word/footer90.xml><?xml version="1.0" encoding="utf-8"?>
+<w:ftr xmlns:w="http://schemas.openxmlformats.org/wordprocessingml/2006/main" xmlns:r="http://schemas.openxmlformats.org/officeDocument/2006/relationships">
+  <w:p>
+    <w:pPr>
+      <w:tabs>
+        <w:tab w:val="right" w:pos="9638"/>
+      </w:tabs>
+      <w:rPr>
+        <w:rFonts w:ascii="Consolas" w:hAnsi="Consolas"/>
+        <w:sz w:val="14"/>
+        <w:color w:val="7A8090"/>
+      </w:rPr>
+    </w:pPr>
+    <w:r>
+      <w:rPr>
+        <w:rFonts w:ascii="Consolas" w:hAnsi="Consolas"/>
+        <w:sz w:val="14"/>
+        <w:color w:val="7A8090"/>
+      </w:rPr>
+      <w:t xml:space="preserve">Probenmappe Auftakt 12.09.2026 · Pfingstkonzert 2027</w:t>
+    </w:r>
+    <w:r>
+      <w:rPr>
+        <w:rFonts w:ascii="Consolas" w:hAnsi="Consolas"/>
+        <w:sz w:val="14"/>
+        <w:color w:val="7A8090"/>
+      </w:rPr>
+      <w:tab/>
+      <w:t xml:space="preserve">Seite </w:t>
+    </w:r>
+    <w:r>
+      <w:rPr>
+        <w:rFonts w:ascii="Consolas" w:hAnsi="Consolas"/>
+        <w:sz w:val="14"/>
+        <w:color w:val="7A8090"/>
+      </w:rPr>
+      <w:fldChar w:fldCharType="begin"/>
+    </w:r>
+    <w:r>
+      <w:rPr>
+        <w:rFonts w:ascii="Consolas" w:hAnsi="Consolas"/>
+        <w:sz w:val="14"/>
+        <w:color w:val="7A8090"/>
+      </w:rPr>
+      <w:instrText xml:space="preserve"> PAGE </w:instrText>
+    </w:r>
+    <w:r>
+      <w:rPr>
+        <w:rFonts w:ascii="Consolas" w:hAnsi="Consolas"/>
+        <w:sz w:val="14"/>
+        <w:color w:val="7A8090"/>
+      </w:rPr>
+      <w:fldChar w:fldCharType="separate"/>
+    </w:r>
+    <w:r>
+      <w:rPr>
+        <w:rFonts w:ascii="Consolas" w:hAnsi="Consolas"/>
+        <w:sz w:val="14"/>
+        <w:color w:val="7A8090"/>
+      </w:rPr>
+      <w:t>1</w:t>
+    </w:r>
+    <w:r>
+      <w:rPr>
+        <w:rFonts w:ascii="Consolas" w:hAnsi="Consolas"/>
+        <w:sz w:val="14"/>
+        <w:color w:val="7A8090"/>
+      </w:rPr>
+      <w:fldChar w:fldCharType="end"/>
+    </w:r>
+    <w:r>
+      <w:rPr>
+        <w:rFonts w:ascii="Consolas" w:hAnsi="Consolas"/>
+        <w:sz w:val="14"/>
+        <w:color w:val="7A8090"/>
+      </w:rPr>
+      <w:t xml:space="preserve"> / </w:t>
+    </w:r>
+    <w:r>
+      <w:rPr>
+        <w:rFonts w:ascii="Consolas" w:hAnsi="Consolas"/>
+        <w:sz w:val="14"/>
+        <w:color w:val="7A8090"/>
+      </w:rPr>
+      <w:fldChar w:fldCharType="begin"/>
+    </w:r>
+    <w:r>
+      <w:rPr>
+        <w:rFonts w:ascii="Consolas" w:hAnsi="Consolas"/>
+        <w:sz w:val="14"/>
+        <w:color w:val="7A8090"/>
+      </w:rPr>
+      <w:instrText xml:space="preserve"> NUMPAGES </w:instrText>
+    </w:r>
+    <w:r>
+      <w:rPr>
+        <w:rFonts w:ascii="Consolas" w:hAnsi="Consolas"/>
+        <w:sz w:val="14"/>
+        <w:color w:val="7A8090"/>
+      </w:rPr>
+      <w:fldChar w:fldCharType="separate"/>
+    </w:r>
+    <w:r>
+      <w:rPr>
+        <w:rFonts w:ascii="Consolas" w:hAnsi="Consolas"/>
+        <w:sz w:val="14"/>
+        <w:color w:val="7A8090"/>
+      </w:rPr>
+      <w:t>1</w:t>
+    </w:r>
+    <w:r>
+      <w:rPr>
+        <w:rFonts w:ascii="Consolas" w:hAnsi="Consolas"/>
+        <w:sz w:val="14"/>
+        <w:color w:val="7A8090"/>
+      </w:rPr>
+      <w:fldChar w:fldCharType="end"/>
+    </w:r>
+  </w:p>
+</w:ftr>
 </file>
 
 <file path=word/footnotes.xml><?xml version="1.0" encoding="utf-8"?>
